--- a/08_Word/Auris-Nexus-Company-Profile-Stage10-Draft.docx
+++ b/08_Word/Auris-Nexus-Company-Profile-Stage10-Draft.docx
@@ -10,7 +10,7 @@
       <w:r>
         <w:drawing>
           <wp:inline distT="0" distB="0" distL="0" distR="0">
-            <wp:extent cx="1524000" cy="1019175"/>
+            <wp:extent cx="1524000" cy="885825"/>
             <wp:effectExtent t="0" r="0" b="0" l="0"/>
             <wp:docPr id="1" name="" descr="" title=""/>
             <wp:cNvGraphicFramePr>
@@ -35,7 +35,7 @@
                   <pic:spPr bwMode="auto">
                     <a:xfrm>
                       <a:off x="0" y="0"/>
-                      <a:ext cx="1524000" cy="1019175"/>
+                      <a:ext cx="1524000" cy="885825"/>
                     </a:xfrm>
                     <a:prstGeom prst="rect">
                       <a:avLst/>
@@ -79,7 +79,7 @@
           <w:sz w:val="24"/>
           <w:szCs w:val="24"/>
         </w:rPr>
-        <w:t xml:space="preserve">Connecting Innovation. Delivering Impact.</w:t>
+        <w:t xml:space="preserve">Transforming Businesses Through Technology</w:t>
       </w:r>
     </w:p>
     <w:p>
@@ -398,7 +398,7 @@
           <w:sz w:val="20"/>
           <w:szCs w:val="20"/>
         </w:rPr>
-        <w:t xml:space="preserve"> is the connection — the act of binding things that were separate into something that holds. Our work sits at the join between what an organisation needs and what technology can honestly provide, and our tagline states the sequence plainly: connecting innovation, then delivering impact. In that order. Innovation that does not reach production is not innovation; it is an expense.</w:t>
+        <w:t xml:space="preserve"> is the connection — the act of binding things that were separate into something that holds. Our work sits at the join between what an organisation needs and what technology can honestly provide, and our tagline states that plainly: transforming businesses through technology. Not technology for its own sake — transformation measured in how an organisation actually operates once a system is live, not in how sophisticated it was to build.</w:t>
       </w:r>
     </w:p>
     <w:p>
@@ -2843,21 +2843,21 @@
           <w:sz w:val="24"/>
           <w:szCs w:val="24"/>
         </w:rPr>
-        <w:t xml:space="preserve">Connecting Innovation. Delivering Impact.</w:t>
-      </w:r>
-    </w:p>
-    <w:p>
-      <w:pPr>
-        <w:spacing w:after="160" w:line="288"/>
-      </w:pPr>
-      <w:r>
-        <w:rPr>
-          <w:rFonts w:ascii="Source Sans 3" w:cs="Source Sans 3" w:eastAsia="Source Sans 3" w:hAnsi="Source Sans 3"/>
-          <w:color w:val="22282F"/>
-          <w:sz w:val="20"/>
-          <w:szCs w:val="20"/>
-        </w:rPr>
-        <w:t xml:space="preserve">Stated as a sequence, deliberately. Innovation that does not reach production is not innovation; it is an expense. The connection has to be made before impact can be claimed, and most technology failures occur in the gap between the two.</w:t>
+        <w:t xml:space="preserve">Transforming Businesses Through Technology</w:t>
+      </w:r>
+    </w:p>
+    <w:p>
+      <w:pPr>
+        <w:spacing w:after="160" w:line="288"/>
+      </w:pPr>
+      <w:r>
+        <w:rPr>
+          <w:rFonts w:ascii="Source Sans 3" w:cs="Source Sans 3" w:eastAsia="Source Sans 3" w:hAnsi="Source Sans 3"/>
+          <w:color w:val="22282F"/>
+          <w:sz w:val="20"/>
+          <w:szCs w:val="20"/>
+        </w:rPr>
+        <w:t xml:space="preserve">The claim is about the client's business, not the size of ours: technology earns its place only when it changes how an organisation actually operates — removing friction its people work around daily, or a step nobody should still be doing by hand. That is the standard each engagement is measured against, not an assertion about Auris Nexus's own scale, market position or track record, which the rest of this document is deliberately careful not to overstate.</w:t>
       </w:r>
     </w:p>
     <w:p>
